--- a/Knowledge/3-Work knowledge/1-Software Engineering/2-Testing/5-My Source/1-ISTQB Foundation Level/5-Test Management/2-Common Estimation Techniques/11-Extrapolation Estimation Technique.docx
+++ b/Knowledge/3-Work knowledge/1-Software Engineering/2-Testing/5-My Source/1-ISTQB Foundation Level/5-Test Management/2-Common Estimation Techniques/11-Extrapolation Estimation Technique.docx
@@ -31,48 +31,39 @@
       </w:pPr>
       <w:r>
         <w:rPr>
-          <w:b/>
+          <w:rFonts w:ascii="Arial" w:eastAsia="Arial" w:hAnsi="Arial"/>
+          <w:sz w:val="18"/>
+          <w:highlight w:val="lightGray"/>
           <w:shd w:val="clear" w:color="auto" w:fill="B7B7B7"/>
         </w:rPr>
-        <w:t># Source</w:t>
-      </w:r>
-      <w:r>
-        <w:rPr>
+        <w:t xml:space="preserve"># Source: Chatgot </w:t>
+      </w:r>
+      <w:r>
+        <w:rPr>
+          <w:rFonts w:ascii="Arial" w:eastAsia="Arial" w:hAnsi="Arial"/>
+          <w:sz w:val="18"/>
+          <w:szCs w:val="14"/>
+          <w:highlight w:val="lightGray"/>
           <w:shd w:val="clear" w:color="auto" w:fill="B7B7B7"/>
         </w:rPr>
-        <w:t xml:space="preserve">: </w:t>
-      </w:r>
-      <w:r>
-        <w:rPr>
-          <w:b/>
+        <w:t>(GPT</w:t>
+      </w:r>
+      <w:r>
+        <w:rPr>
+          <w:rFonts w:ascii="Arial" w:eastAsia="Arial" w:hAnsi="Arial" w:cs="Cambria Math"/>
+          <w:sz w:val="18"/>
+          <w:szCs w:val="14"/>
+          <w:highlight w:val="lightGray"/>
           <w:shd w:val="clear" w:color="auto" w:fill="B7B7B7"/>
         </w:rPr>
-        <w:t xml:space="preserve">Chatgot </w:t>
-      </w:r>
-      <w:r>
-        <w:rPr>
-          <w:b/>
-          <w:sz w:val="14"/>
+        <w:t>‑</w:t>
+      </w:r>
+      <w:r>
+        <w:rPr>
+          <w:rFonts w:ascii="Arial" w:eastAsia="Arial" w:hAnsi="Arial"/>
+          <w:sz w:val="18"/>
           <w:szCs w:val="14"/>
-          <w:shd w:val="clear" w:color="auto" w:fill="B7B7B7"/>
-        </w:rPr>
-        <w:t>(GPT</w:t>
-      </w:r>
-      <w:r>
-        <w:rPr>
-          <w:rFonts w:ascii="Cambria Math" w:hAnsi="Cambria Math" w:cs="Cambria Math"/>
-          <w:b/>
-          <w:sz w:val="14"/>
-          <w:szCs w:val="14"/>
-          <w:shd w:val="clear" w:color="auto" w:fill="B7B7B7"/>
-        </w:rPr>
-        <w:t>‑</w:t>
-      </w:r>
-      <w:r>
-        <w:rPr>
-          <w:b/>
-          <w:sz w:val="14"/>
-          <w:szCs w:val="14"/>
+          <w:highlight w:val="lightGray"/>
           <w:shd w:val="clear" w:color="auto" w:fill="B7B7B7"/>
         </w:rPr>
         <w:t>5 Mini) at [8/17/2025]</w:t>
@@ -143,7 +134,7 @@
     </w:p>
     <w:p>
       <w:r>
-        <w:pict w14:anchorId="2E7550CA">
+        <w:pict w14:anchorId="290B8690">
           <v:rect id="_x0000_i1025" style="width:0;height:1.5pt" o:hralign="center" o:hrstd="t" o:hr="t" fillcolor="#a0a0a0" stroked="f"/>
         </w:pict>
       </w:r>
@@ -167,48 +158,39 @@
       </w:pPr>
       <w:r>
         <w:rPr>
-          <w:b/>
+          <w:rFonts w:ascii="Arial" w:eastAsia="Arial" w:hAnsi="Arial"/>
+          <w:sz w:val="18"/>
+          <w:highlight w:val="lightGray"/>
           <w:shd w:val="clear" w:color="auto" w:fill="B7B7B7"/>
         </w:rPr>
-        <w:t># Source</w:t>
-      </w:r>
-      <w:r>
-        <w:rPr>
+        <w:t xml:space="preserve"># Source: Chatgot </w:t>
+      </w:r>
+      <w:r>
+        <w:rPr>
+          <w:rFonts w:ascii="Arial" w:eastAsia="Arial" w:hAnsi="Arial"/>
+          <w:sz w:val="18"/>
+          <w:szCs w:val="14"/>
+          <w:highlight w:val="lightGray"/>
           <w:shd w:val="clear" w:color="auto" w:fill="B7B7B7"/>
         </w:rPr>
-        <w:t xml:space="preserve">: </w:t>
-      </w:r>
-      <w:r>
-        <w:rPr>
-          <w:b/>
+        <w:t>(GPT</w:t>
+      </w:r>
+      <w:r>
+        <w:rPr>
+          <w:rFonts w:ascii="Arial" w:eastAsia="Arial" w:hAnsi="Arial" w:cs="Cambria Math"/>
+          <w:sz w:val="18"/>
+          <w:szCs w:val="14"/>
+          <w:highlight w:val="lightGray"/>
           <w:shd w:val="clear" w:color="auto" w:fill="B7B7B7"/>
         </w:rPr>
-        <w:t xml:space="preserve">Chatgot </w:t>
-      </w:r>
-      <w:r>
-        <w:rPr>
-          <w:b/>
-          <w:sz w:val="14"/>
+        <w:t>‑</w:t>
+      </w:r>
+      <w:r>
+        <w:rPr>
+          <w:rFonts w:ascii="Arial" w:eastAsia="Arial" w:hAnsi="Arial"/>
+          <w:sz w:val="18"/>
           <w:szCs w:val="14"/>
-          <w:shd w:val="clear" w:color="auto" w:fill="B7B7B7"/>
-        </w:rPr>
-        <w:t>(GPT</w:t>
-      </w:r>
-      <w:r>
-        <w:rPr>
-          <w:rFonts w:ascii="Cambria Math" w:hAnsi="Cambria Math" w:cs="Cambria Math"/>
-          <w:b/>
-          <w:sz w:val="14"/>
-          <w:szCs w:val="14"/>
-          <w:shd w:val="clear" w:color="auto" w:fill="B7B7B7"/>
-        </w:rPr>
-        <w:t>‑</w:t>
-      </w:r>
-      <w:r>
-        <w:rPr>
-          <w:b/>
-          <w:sz w:val="14"/>
-          <w:szCs w:val="14"/>
+          <w:highlight w:val="lightGray"/>
           <w:shd w:val="clear" w:color="auto" w:fill="B7B7B7"/>
         </w:rPr>
         <w:t>5 Mini) at [8/17/2025]</w:t>
@@ -220,7 +202,7 @@
           <w:ilvl w:val="0"/>
           <w:numId w:val="3"/>
         </w:numPr>
-        <w:spacing w:before="240"/>
+        <w:spacing w:before="240" w:after="0" w:line="276" w:lineRule="auto"/>
       </w:pPr>
       <w:r>
         <w:rPr>
@@ -248,6 +230,7 @@
           <w:ilvl w:val="0"/>
           <w:numId w:val="3"/>
         </w:numPr>
+        <w:spacing w:after="0" w:line="276" w:lineRule="auto"/>
       </w:pPr>
       <w:r>
         <w:rPr>
@@ -275,6 +258,7 @@
           <w:ilvl w:val="0"/>
           <w:numId w:val="3"/>
         </w:numPr>
+        <w:spacing w:after="0" w:line="276" w:lineRule="auto"/>
       </w:pPr>
       <w:r>
         <w:rPr>
@@ -302,6 +286,7 @@
           <w:ilvl w:val="0"/>
           <w:numId w:val="3"/>
         </w:numPr>
+        <w:spacing w:after="0" w:line="276" w:lineRule="auto"/>
       </w:pPr>
       <w:r>
         <w:rPr>
@@ -329,7 +314,7 @@
           <w:ilvl w:val="0"/>
           <w:numId w:val="3"/>
         </w:numPr>
-        <w:spacing w:after="240"/>
+        <w:spacing w:after="240" w:line="276" w:lineRule="auto"/>
       </w:pPr>
       <w:r>
         <w:rPr>
@@ -353,7 +338,7 @@
     </w:p>
     <w:p>
       <w:r>
-        <w:pict w14:anchorId="65A91E70">
+        <w:pict w14:anchorId="3A361DA7">
           <v:rect id="_x0000_i1026" style="width:0;height:1.5pt" o:hralign="center" o:hrstd="t" o:hr="t" fillcolor="#a0a0a0" stroked="f"/>
         </w:pict>
       </w:r>
@@ -377,49 +362,39 @@
       </w:pPr>
       <w:r>
         <w:rPr>
-          <w:b/>
+          <w:rFonts w:ascii="Arial" w:eastAsia="Arial" w:hAnsi="Arial"/>
+          <w:sz w:val="18"/>
+          <w:highlight w:val="lightGray"/>
           <w:shd w:val="clear" w:color="auto" w:fill="B7B7B7"/>
         </w:rPr>
-        <w:lastRenderedPageBreak/>
-        <w:t># Source</w:t>
-      </w:r>
-      <w:r>
-        <w:rPr>
+        <w:t xml:space="preserve"># Source: Chatgot </w:t>
+      </w:r>
+      <w:r>
+        <w:rPr>
+          <w:rFonts w:ascii="Arial" w:eastAsia="Arial" w:hAnsi="Arial"/>
+          <w:sz w:val="18"/>
+          <w:szCs w:val="14"/>
+          <w:highlight w:val="lightGray"/>
           <w:shd w:val="clear" w:color="auto" w:fill="B7B7B7"/>
         </w:rPr>
-        <w:t xml:space="preserve">: </w:t>
-      </w:r>
-      <w:r>
-        <w:rPr>
-          <w:b/>
+        <w:t>(GPT</w:t>
+      </w:r>
+      <w:r>
+        <w:rPr>
+          <w:rFonts w:ascii="Arial" w:eastAsia="Arial" w:hAnsi="Arial" w:cs="Cambria Math"/>
+          <w:sz w:val="18"/>
+          <w:szCs w:val="14"/>
+          <w:highlight w:val="lightGray"/>
           <w:shd w:val="clear" w:color="auto" w:fill="B7B7B7"/>
         </w:rPr>
-        <w:t xml:space="preserve">Chatgot </w:t>
-      </w:r>
-      <w:r>
-        <w:rPr>
-          <w:b/>
-          <w:sz w:val="14"/>
+        <w:t>‑</w:t>
+      </w:r>
+      <w:r>
+        <w:rPr>
+          <w:rFonts w:ascii="Arial" w:eastAsia="Arial" w:hAnsi="Arial"/>
+          <w:sz w:val="18"/>
           <w:szCs w:val="14"/>
-          <w:shd w:val="clear" w:color="auto" w:fill="B7B7B7"/>
-        </w:rPr>
-        <w:t>(GPT</w:t>
-      </w:r>
-      <w:r>
-        <w:rPr>
-          <w:rFonts w:ascii="Cambria Math" w:hAnsi="Cambria Math" w:cs="Cambria Math"/>
-          <w:b/>
-          <w:sz w:val="14"/>
-          <w:szCs w:val="14"/>
-          <w:shd w:val="clear" w:color="auto" w:fill="B7B7B7"/>
-        </w:rPr>
-        <w:t>‑</w:t>
-      </w:r>
-      <w:r>
-        <w:rPr>
-          <w:b/>
-          <w:sz w:val="14"/>
-          <w:szCs w:val="14"/>
+          <w:highlight w:val="lightGray"/>
           <w:shd w:val="clear" w:color="auto" w:fill="B7B7B7"/>
         </w:rPr>
         <w:t>5 Mini) at [8/17/2025]</w:t>
@@ -445,7 +420,7 @@
           <w:ilvl w:val="0"/>
           <w:numId w:val="7"/>
         </w:numPr>
-        <w:spacing w:before="240"/>
+        <w:spacing w:before="240" w:after="0" w:line="276" w:lineRule="auto"/>
         <w:rPr>
           <w:rFonts w:ascii="Roboto Mono" w:eastAsia="Roboto Mono" w:hAnsi="Roboto Mono" w:cs="Roboto Mono"/>
         </w:rPr>
@@ -469,6 +444,7 @@
           <w:ilvl w:val="1"/>
           <w:numId w:val="7"/>
         </w:numPr>
+        <w:spacing w:after="0" w:line="276" w:lineRule="auto"/>
         <w:rPr>
           <w:rFonts w:ascii="Roboto Mono" w:eastAsia="Roboto Mono" w:hAnsi="Roboto Mono" w:cs="Roboto Mono"/>
         </w:rPr>
@@ -492,6 +468,7 @@
           <w:ilvl w:val="0"/>
           <w:numId w:val="7"/>
         </w:numPr>
+        <w:spacing w:after="0" w:line="276" w:lineRule="auto"/>
         <w:rPr>
           <w:rFonts w:ascii="Roboto Mono" w:eastAsia="Roboto Mono" w:hAnsi="Roboto Mono" w:cs="Roboto Mono"/>
         </w:rPr>
@@ -515,7 +492,7 @@
           <w:ilvl w:val="1"/>
           <w:numId w:val="7"/>
         </w:numPr>
-        <w:spacing w:after="240"/>
+        <w:spacing w:after="240" w:line="276" w:lineRule="auto"/>
         <w:rPr>
           <w:rFonts w:ascii="Roboto Mono" w:eastAsia="Roboto Mono" w:hAnsi="Roboto Mono" w:cs="Roboto Mono"/>
         </w:rPr>
@@ -553,7 +530,7 @@
           <w:ilvl w:val="0"/>
           <w:numId w:val="2"/>
         </w:numPr>
-        <w:spacing w:before="240"/>
+        <w:spacing w:before="240" w:after="0" w:line="276" w:lineRule="auto"/>
       </w:pPr>
       <w:r>
         <w:rPr>
@@ -587,7 +564,7 @@
           <w:ilvl w:val="0"/>
           <w:numId w:val="2"/>
         </w:numPr>
-        <w:spacing w:after="240"/>
+        <w:spacing w:after="240" w:line="276" w:lineRule="auto"/>
       </w:pPr>
       <w:r>
         <w:rPr>
@@ -639,7 +616,7 @@
     </w:p>
     <w:p>
       <w:r>
-        <w:pict w14:anchorId="24018C5A">
+        <w:pict w14:anchorId="491C5341">
           <v:rect id="_x0000_i1027" style="width:0;height:1.5pt" o:hralign="center" o:hrstd="t" o:hr="t" fillcolor="#a0a0a0" stroked="f"/>
         </w:pict>
       </w:r>
@@ -666,48 +643,39 @@
       </w:pPr>
       <w:r>
         <w:rPr>
-          <w:b/>
+          <w:rFonts w:ascii="Arial" w:eastAsia="Arial" w:hAnsi="Arial"/>
+          <w:sz w:val="18"/>
+          <w:highlight w:val="lightGray"/>
           <w:shd w:val="clear" w:color="auto" w:fill="B7B7B7"/>
         </w:rPr>
-        <w:t># Source</w:t>
-      </w:r>
-      <w:r>
-        <w:rPr>
+        <w:t xml:space="preserve"># Source: Chatgot </w:t>
+      </w:r>
+      <w:r>
+        <w:rPr>
+          <w:rFonts w:ascii="Arial" w:eastAsia="Arial" w:hAnsi="Arial"/>
+          <w:sz w:val="18"/>
+          <w:szCs w:val="14"/>
+          <w:highlight w:val="lightGray"/>
           <w:shd w:val="clear" w:color="auto" w:fill="B7B7B7"/>
         </w:rPr>
-        <w:t xml:space="preserve">: </w:t>
-      </w:r>
-      <w:r>
-        <w:rPr>
-          <w:b/>
+        <w:t>(GPT</w:t>
+      </w:r>
+      <w:r>
+        <w:rPr>
+          <w:rFonts w:ascii="Arial" w:eastAsia="Arial" w:hAnsi="Arial" w:cs="Cambria Math"/>
+          <w:sz w:val="18"/>
+          <w:szCs w:val="14"/>
+          <w:highlight w:val="lightGray"/>
           <w:shd w:val="clear" w:color="auto" w:fill="B7B7B7"/>
         </w:rPr>
-        <w:t xml:space="preserve">Chatgot </w:t>
-      </w:r>
-      <w:r>
-        <w:rPr>
-          <w:b/>
-          <w:sz w:val="14"/>
+        <w:t>‑</w:t>
+      </w:r>
+      <w:r>
+        <w:rPr>
+          <w:rFonts w:ascii="Arial" w:eastAsia="Arial" w:hAnsi="Arial"/>
+          <w:sz w:val="18"/>
           <w:szCs w:val="14"/>
-          <w:shd w:val="clear" w:color="auto" w:fill="B7B7B7"/>
-        </w:rPr>
-        <w:t>(GPT</w:t>
-      </w:r>
-      <w:r>
-        <w:rPr>
-          <w:rFonts w:ascii="Cambria Math" w:hAnsi="Cambria Math" w:cs="Cambria Math"/>
-          <w:b/>
-          <w:sz w:val="14"/>
-          <w:szCs w:val="14"/>
-          <w:shd w:val="clear" w:color="auto" w:fill="B7B7B7"/>
-        </w:rPr>
-        <w:t>‑</w:t>
-      </w:r>
-      <w:r>
-        <w:rPr>
-          <w:b/>
-          <w:sz w:val="14"/>
-          <w:szCs w:val="14"/>
+          <w:highlight w:val="lightGray"/>
           <w:shd w:val="clear" w:color="auto" w:fill="B7B7B7"/>
         </w:rPr>
         <w:t>5 Mini) at [8/17/2025]</w:t>
@@ -719,7 +687,7 @@
           <w:ilvl w:val="0"/>
           <w:numId w:val="10"/>
         </w:numPr>
-        <w:spacing w:before="240"/>
+        <w:spacing w:before="240" w:after="0" w:line="276" w:lineRule="auto"/>
       </w:pPr>
       <w:r>
         <w:rPr>
@@ -753,6 +721,7 @@
           <w:ilvl w:val="0"/>
           <w:numId w:val="10"/>
         </w:numPr>
+        <w:spacing w:after="0" w:line="276" w:lineRule="auto"/>
       </w:pPr>
       <w:r>
         <w:rPr>
@@ -786,7 +755,7 @@
           <w:ilvl w:val="0"/>
           <w:numId w:val="10"/>
         </w:numPr>
-        <w:spacing w:after="240"/>
+        <w:spacing w:after="240" w:line="276" w:lineRule="auto"/>
       </w:pPr>
       <w:r>
         <w:rPr>
@@ -833,48 +802,39 @@
       </w:pPr>
       <w:r>
         <w:rPr>
-          <w:b/>
+          <w:rFonts w:ascii="Arial" w:eastAsia="Arial" w:hAnsi="Arial"/>
+          <w:sz w:val="18"/>
+          <w:highlight w:val="lightGray"/>
           <w:shd w:val="clear" w:color="auto" w:fill="B7B7B7"/>
         </w:rPr>
-        <w:t># Source</w:t>
-      </w:r>
-      <w:r>
-        <w:rPr>
+        <w:t xml:space="preserve"># Source: Chatgot </w:t>
+      </w:r>
+      <w:r>
+        <w:rPr>
+          <w:rFonts w:ascii="Arial" w:eastAsia="Arial" w:hAnsi="Arial"/>
+          <w:sz w:val="18"/>
+          <w:szCs w:val="14"/>
+          <w:highlight w:val="lightGray"/>
           <w:shd w:val="clear" w:color="auto" w:fill="B7B7B7"/>
         </w:rPr>
-        <w:t xml:space="preserve">: </w:t>
-      </w:r>
-      <w:r>
-        <w:rPr>
-          <w:b/>
+        <w:t>(GPT</w:t>
+      </w:r>
+      <w:r>
+        <w:rPr>
+          <w:rFonts w:ascii="Arial" w:eastAsia="Arial" w:hAnsi="Arial" w:cs="Cambria Math"/>
+          <w:sz w:val="18"/>
+          <w:szCs w:val="14"/>
+          <w:highlight w:val="lightGray"/>
           <w:shd w:val="clear" w:color="auto" w:fill="B7B7B7"/>
         </w:rPr>
-        <w:t xml:space="preserve">Chatgot </w:t>
-      </w:r>
-      <w:r>
-        <w:rPr>
-          <w:b/>
-          <w:sz w:val="14"/>
+        <w:t>‑</w:t>
+      </w:r>
+      <w:r>
+        <w:rPr>
+          <w:rFonts w:ascii="Arial" w:eastAsia="Arial" w:hAnsi="Arial"/>
+          <w:sz w:val="18"/>
           <w:szCs w:val="14"/>
-          <w:shd w:val="clear" w:color="auto" w:fill="B7B7B7"/>
-        </w:rPr>
-        <w:t>(GPT</w:t>
-      </w:r>
-      <w:r>
-        <w:rPr>
-          <w:rFonts w:ascii="Cambria Math" w:hAnsi="Cambria Math" w:cs="Cambria Math"/>
-          <w:b/>
-          <w:sz w:val="14"/>
-          <w:szCs w:val="14"/>
-          <w:shd w:val="clear" w:color="auto" w:fill="B7B7B7"/>
-        </w:rPr>
-        <w:t>‑</w:t>
-      </w:r>
-      <w:r>
-        <w:rPr>
-          <w:b/>
-          <w:sz w:val="14"/>
-          <w:szCs w:val="14"/>
+          <w:highlight w:val="lightGray"/>
           <w:shd w:val="clear" w:color="auto" w:fill="B7B7B7"/>
         </w:rPr>
         <w:t>5 Mini) at [8/17/2025]</w:t>
@@ -886,7 +846,7 @@
           <w:ilvl w:val="0"/>
           <w:numId w:val="9"/>
         </w:numPr>
-        <w:spacing w:before="240"/>
+        <w:spacing w:before="240" w:after="0" w:line="276" w:lineRule="auto"/>
       </w:pPr>
       <w:r>
         <w:rPr>
@@ -920,12 +880,12 @@
           <w:ilvl w:val="0"/>
           <w:numId w:val="9"/>
         </w:numPr>
-      </w:pPr>
-      <w:r>
-        <w:rPr>
-          <w:rFonts w:ascii="Roboto Mono" w:eastAsia="Roboto Mono" w:hAnsi="Roboto Mono" w:cs="Roboto Mono"/>
-        </w:rPr>
-        <w:lastRenderedPageBreak/>
+        <w:spacing w:after="0" w:line="276" w:lineRule="auto"/>
+      </w:pPr>
+      <w:r>
+        <w:rPr>
+          <w:rFonts w:ascii="Roboto Mono" w:eastAsia="Roboto Mono" w:hAnsi="Roboto Mono" w:cs="Roboto Mono"/>
+        </w:rPr>
         <w:t xml:space="preserve">May be inaccurate if the </w:t>
       </w:r>
       <w:r>
@@ -954,7 +914,7 @@
           <w:ilvl w:val="0"/>
           <w:numId w:val="9"/>
         </w:numPr>
-        <w:spacing w:after="240"/>
+        <w:spacing w:after="240" w:line="276" w:lineRule="auto"/>
       </w:pPr>
       <w:r>
         <w:rPr>
@@ -984,7 +944,7 @@
     </w:p>
     <w:p>
       <w:r>
-        <w:pict w14:anchorId="6A720E1E">
+        <w:pict w14:anchorId="5EB2B84E">
           <v:rect id="_x0000_i1028" style="width:0;height:1.5pt" o:hralign="center" o:hrstd="t" o:hr="t" fillcolor="#a0a0a0" stroked="f"/>
         </w:pict>
       </w:r>
@@ -1008,50 +968,41 @@
       </w:pPr>
       <w:r>
         <w:rPr>
-          <w:b/>
+          <w:rFonts w:ascii="Arial" w:eastAsia="Arial" w:hAnsi="Arial"/>
+          <w:sz w:val="18"/>
+          <w:highlight w:val="lightGray"/>
           <w:shd w:val="clear" w:color="auto" w:fill="B7B7B7"/>
         </w:rPr>
-        <w:t># Source</w:t>
-      </w:r>
-      <w:r>
-        <w:rPr>
+        <w:t xml:space="preserve"># Source: Chatgot </w:t>
+      </w:r>
+      <w:r>
+        <w:rPr>
+          <w:rFonts w:ascii="Arial" w:eastAsia="Arial" w:hAnsi="Arial"/>
+          <w:sz w:val="18"/>
+          <w:szCs w:val="14"/>
+          <w:highlight w:val="lightGray"/>
           <w:shd w:val="clear" w:color="auto" w:fill="B7B7B7"/>
         </w:rPr>
-        <w:t xml:space="preserve">: </w:t>
-      </w:r>
-      <w:r>
-        <w:rPr>
-          <w:b/>
+        <w:t>(GPT</w:t>
+      </w:r>
+      <w:r>
+        <w:rPr>
+          <w:rFonts w:ascii="Arial" w:eastAsia="Arial" w:hAnsi="Arial" w:cs="Cambria Math"/>
+          <w:sz w:val="18"/>
+          <w:szCs w:val="14"/>
+          <w:highlight w:val="lightGray"/>
           <w:shd w:val="clear" w:color="auto" w:fill="B7B7B7"/>
         </w:rPr>
-        <w:t xml:space="preserve">Chatgot </w:t>
-      </w:r>
-      <w:r>
-        <w:rPr>
-          <w:b/>
-          <w:sz w:val="14"/>
+        <w:t>‑</w:t>
+      </w:r>
+      <w:r>
+        <w:rPr>
+          <w:rFonts w:ascii="Arial" w:eastAsia="Arial" w:hAnsi="Arial"/>
+          <w:sz w:val="18"/>
           <w:szCs w:val="14"/>
+          <w:highlight w:val="lightGray"/>
           <w:shd w:val="clear" w:color="auto" w:fill="B7B7B7"/>
         </w:rPr>
-        <w:t>(GPT</w:t>
-      </w:r>
-      <w:r>
-        <w:rPr>
-          <w:rFonts w:ascii="Cambria Math" w:hAnsi="Cambria Math" w:cs="Cambria Math"/>
-          <w:b/>
-          <w:sz w:val="14"/>
-          <w:szCs w:val="14"/>
-          <w:shd w:val="clear" w:color="auto" w:fill="B7B7B7"/>
-        </w:rPr>
-        <w:t>‑</w:t>
-      </w:r>
-      <w:r>
-        <w:rPr>
-          <w:b/>
-          <w:sz w:val="14"/>
-          <w:szCs w:val="14"/>
-          <w:shd w:val="clear" w:color="auto" w:fill="B7B7B7"/>
-        </w:rPr>
         <w:t>5 Mini) at [8/17/2025]</w:t>
       </w:r>
     </w:p>
@@ -1061,7 +1012,7 @@
           <w:noProof/>
         </w:rPr>
         <w:drawing>
-          <wp:inline distT="114300" distB="114300" distL="114300" distR="114300" wp14:anchorId="42216B67" wp14:editId="17222CAE">
+          <wp:inline distT="114300" distB="114300" distL="114300" distR="114300" wp14:anchorId="37422403" wp14:editId="7F6C6472">
             <wp:extent cx="5943600" cy="1371600"/>
             <wp:effectExtent l="0" t="0" r="0" b="0"/>
             <wp:docPr id="1" name="image2.png"/>
@@ -1508,7 +1459,7 @@
     </w:tbl>
     <w:p>
       <w:r>
-        <w:pict w14:anchorId="3494824B">
+        <w:pict w14:anchorId="0955846C">
           <v:rect id="_x0000_i1029" style="width:0;height:1.5pt" o:hralign="center" o:hrstd="t" o:hr="t" fillcolor="#a0a0a0" stroked="f"/>
         </w:pict>
       </w:r>
@@ -1552,7 +1503,6 @@
       <w:bookmarkStart w:id="7" w:name="_g7u77hcmah3r" w:colFirst="0" w:colLast="0"/>
       <w:bookmarkEnd w:id="7"/>
       <w:r>
-        <w:lastRenderedPageBreak/>
         <w:t>Is Extrapolation AND Wideband Delphi Technique ARE SAME</w:t>
       </w:r>
     </w:p>
@@ -1562,93 +1512,89 @@
       </w:pPr>
       <w:r>
         <w:rPr>
+          <w:rFonts w:ascii="Arial" w:eastAsia="Arial" w:hAnsi="Arial"/>
+          <w:sz w:val="18"/>
+          <w:highlight w:val="lightGray"/>
+          <w:shd w:val="clear" w:color="auto" w:fill="B7B7B7"/>
+        </w:rPr>
+        <w:t xml:space="preserve"># Source: Chatgot </w:t>
+      </w:r>
+      <w:r>
+        <w:rPr>
+          <w:rFonts w:ascii="Arial" w:eastAsia="Arial" w:hAnsi="Arial"/>
+          <w:sz w:val="18"/>
+          <w:szCs w:val="14"/>
+          <w:highlight w:val="lightGray"/>
+          <w:shd w:val="clear" w:color="auto" w:fill="B7B7B7"/>
+        </w:rPr>
+        <w:t>(GPT</w:t>
+      </w:r>
+      <w:r>
+        <w:rPr>
+          <w:rFonts w:ascii="Arial" w:eastAsia="Arial" w:hAnsi="Arial" w:cs="Cambria Math"/>
+          <w:sz w:val="18"/>
+          <w:szCs w:val="14"/>
+          <w:highlight w:val="lightGray"/>
+          <w:shd w:val="clear" w:color="auto" w:fill="B7B7B7"/>
+        </w:rPr>
+        <w:t>‑</w:t>
+      </w:r>
+      <w:r>
+        <w:rPr>
+          <w:rFonts w:ascii="Arial" w:eastAsia="Arial" w:hAnsi="Arial"/>
+          <w:sz w:val="18"/>
+          <w:szCs w:val="14"/>
+          <w:highlight w:val="lightGray"/>
+          <w:shd w:val="clear" w:color="auto" w:fill="B7B7B7"/>
+        </w:rPr>
+        <w:t>5 Mini) at [8/17/2025]</w:t>
+      </w:r>
+      <w:r>
+        <w:rPr>
+          <w:rFonts w:ascii="Arial" w:eastAsia="Arial" w:hAnsi="Arial"/>
+          <w:sz w:val="18"/>
+          <w:highlight w:val="lightGray"/>
+        </w:rPr>
+        <w:t>.</w:t>
+      </w:r>
+    </w:p>
+    <w:p>
+      <w:pPr>
+        <w:spacing w:before="240" w:after="240"/>
+        <w:rPr>
+          <w:rFonts w:ascii="Roboto Mono" w:eastAsia="Roboto Mono" w:hAnsi="Roboto Mono" w:cs="Roboto Mono"/>
+        </w:rPr>
+      </w:pPr>
+      <w:r>
+        <w:rPr>
+          <w:rFonts w:ascii="Roboto Mono" w:eastAsia="Roboto Mono" w:hAnsi="Roboto Mono" w:cs="Roboto Mono"/>
+        </w:rPr>
+        <w:t xml:space="preserve">👉 </w:t>
+      </w:r>
+      <w:r>
+        <w:rPr>
+          <w:rFonts w:ascii="Roboto Mono" w:eastAsia="Roboto Mono" w:hAnsi="Roboto Mono" w:cs="Roboto Mono"/>
           <w:b/>
-          <w:shd w:val="clear" w:color="auto" w:fill="B7B7B7"/>
-        </w:rPr>
-        <w:t># Source</w:t>
-      </w:r>
-      <w:r>
-        <w:rPr>
-          <w:shd w:val="clear" w:color="auto" w:fill="B7B7B7"/>
-        </w:rPr>
-        <w:t xml:space="preserve">: </w:t>
-      </w:r>
-      <w:r>
-        <w:rPr>
+        </w:rPr>
+        <w:t>No, Extrapolation and Wideband Delphi are not the same.</w:t>
+      </w:r>
+      <w:r>
+        <w:rPr>
+          <w:rFonts w:ascii="Roboto Mono" w:eastAsia="Roboto Mono" w:hAnsi="Roboto Mono" w:cs="Roboto Mono"/>
           <w:b/>
-          <w:shd w:val="clear" w:color="auto" w:fill="B7B7B7"/>
-        </w:rPr>
-        <w:t xml:space="preserve">Chatgot </w:t>
-      </w:r>
-      <w:r>
-        <w:rPr>
+        </w:rPr>
+        <w:br/>
+      </w:r>
+      <w:r>
+        <w:rPr>
+          <w:rFonts w:ascii="Roboto Mono" w:eastAsia="Roboto Mono" w:hAnsi="Roboto Mono" w:cs="Roboto Mono"/>
+        </w:rPr>
+        <w:t xml:space="preserve"> They are </w:t>
+      </w:r>
+      <w:r>
+        <w:rPr>
+          <w:rFonts w:ascii="Roboto Mono" w:eastAsia="Roboto Mono" w:hAnsi="Roboto Mono" w:cs="Roboto Mono"/>
           <w:b/>
-          <w:sz w:val="14"/>
-          <w:szCs w:val="14"/>
-          <w:shd w:val="clear" w:color="auto" w:fill="B7B7B7"/>
-        </w:rPr>
-        <w:t>(GPT</w:t>
-      </w:r>
-      <w:r>
-        <w:rPr>
-          <w:rFonts w:ascii="Cambria Math" w:hAnsi="Cambria Math" w:cs="Cambria Math"/>
-          <w:b/>
-          <w:sz w:val="14"/>
-          <w:szCs w:val="14"/>
-          <w:shd w:val="clear" w:color="auto" w:fill="B7B7B7"/>
-        </w:rPr>
-        <w:t>‑</w:t>
-      </w:r>
-      <w:r>
-        <w:rPr>
-          <w:b/>
-          <w:sz w:val="14"/>
-          <w:szCs w:val="14"/>
-          <w:shd w:val="clear" w:color="auto" w:fill="B7B7B7"/>
-        </w:rPr>
-        <w:t>5 Mini) at [8/17/2025]</w:t>
-      </w:r>
-      <w:r>
-        <w:t>.</w:t>
-      </w:r>
-    </w:p>
-    <w:p>
-      <w:pPr>
-        <w:spacing w:before="240" w:after="240"/>
-        <w:rPr>
-          <w:rFonts w:ascii="Roboto Mono" w:eastAsia="Roboto Mono" w:hAnsi="Roboto Mono" w:cs="Roboto Mono"/>
-        </w:rPr>
-      </w:pPr>
-      <w:r>
-        <w:rPr>
-          <w:rFonts w:ascii="Roboto Mono" w:eastAsia="Roboto Mono" w:hAnsi="Roboto Mono" w:cs="Roboto Mono"/>
-        </w:rPr>
-        <w:t xml:space="preserve">👉 </w:t>
-      </w:r>
-      <w:r>
-        <w:rPr>
-          <w:rFonts w:ascii="Roboto Mono" w:eastAsia="Roboto Mono" w:hAnsi="Roboto Mono" w:cs="Roboto Mono"/>
-          <w:b/>
-        </w:rPr>
-        <w:t>No, Extrapolation and Wideband Delphi are not the same.</w:t>
-      </w:r>
-      <w:r>
-        <w:rPr>
-          <w:rFonts w:ascii="Roboto Mono" w:eastAsia="Roboto Mono" w:hAnsi="Roboto Mono" w:cs="Roboto Mono"/>
-          <w:b/>
-        </w:rPr>
-        <w:br/>
-      </w:r>
-      <w:r>
-        <w:rPr>
-          <w:rFonts w:ascii="Roboto Mono" w:eastAsia="Roboto Mono" w:hAnsi="Roboto Mono" w:cs="Roboto Mono"/>
-        </w:rPr>
-        <w:t xml:space="preserve"> They are </w:t>
-      </w:r>
-      <w:r>
-        <w:rPr>
-          <w:rFonts w:ascii="Roboto Mono" w:eastAsia="Roboto Mono" w:hAnsi="Roboto Mono" w:cs="Roboto Mono"/>
-          <w:b/>
         </w:rPr>
         <w:t>different estimation techniques</w:t>
       </w:r>
@@ -1661,7 +1607,7 @@
     </w:p>
     <w:p>
       <w:r>
-        <w:pict w14:anchorId="40575894">
+        <w:pict w14:anchorId="30C5CEEB">
           <v:rect id="_x0000_i1030" style="width:0;height:1.5pt" o:hralign="center" o:hrstd="t" o:hr="t" fillcolor="#a0a0a0" stroked="f"/>
         </w:pict>
       </w:r>
@@ -1685,53 +1631,49 @@
       </w:pPr>
       <w:r>
         <w:rPr>
-          <w:b/>
+          <w:rFonts w:ascii="Arial" w:eastAsia="Arial" w:hAnsi="Arial"/>
+          <w:sz w:val="18"/>
+          <w:highlight w:val="lightGray"/>
           <w:shd w:val="clear" w:color="auto" w:fill="B7B7B7"/>
         </w:rPr>
-        <w:t># Source</w:t>
-      </w:r>
-      <w:r>
-        <w:rPr>
+        <w:t xml:space="preserve"># Source: Chatgot </w:t>
+      </w:r>
+      <w:r>
+        <w:rPr>
+          <w:rFonts w:ascii="Arial" w:eastAsia="Arial" w:hAnsi="Arial"/>
+          <w:sz w:val="18"/>
+          <w:szCs w:val="14"/>
+          <w:highlight w:val="lightGray"/>
           <w:shd w:val="clear" w:color="auto" w:fill="B7B7B7"/>
         </w:rPr>
-        <w:t xml:space="preserve">: </w:t>
-      </w:r>
-      <w:r>
-        <w:rPr>
-          <w:b/>
+        <w:t>(GPT</w:t>
+      </w:r>
+      <w:r>
+        <w:rPr>
+          <w:rFonts w:ascii="Arial" w:eastAsia="Arial" w:hAnsi="Arial" w:cs="Cambria Math"/>
+          <w:sz w:val="18"/>
+          <w:szCs w:val="14"/>
+          <w:highlight w:val="lightGray"/>
           <w:shd w:val="clear" w:color="auto" w:fill="B7B7B7"/>
         </w:rPr>
-        <w:t xml:space="preserve">Chatgot </w:t>
-      </w:r>
-      <w:r>
-        <w:rPr>
-          <w:b/>
-          <w:sz w:val="14"/>
+        <w:t>‑</w:t>
+      </w:r>
+      <w:r>
+        <w:rPr>
+          <w:rFonts w:ascii="Arial" w:eastAsia="Arial" w:hAnsi="Arial"/>
+          <w:sz w:val="18"/>
           <w:szCs w:val="14"/>
+          <w:highlight w:val="lightGray"/>
           <w:shd w:val="clear" w:color="auto" w:fill="B7B7B7"/>
         </w:rPr>
-        <w:t>(GPT</w:t>
-      </w:r>
-      <w:r>
-        <w:rPr>
-          <w:rFonts w:ascii="Cambria Math" w:hAnsi="Cambria Math" w:cs="Cambria Math"/>
-          <w:b/>
-          <w:sz w:val="14"/>
-          <w:szCs w:val="14"/>
-          <w:shd w:val="clear" w:color="auto" w:fill="B7B7B7"/>
-        </w:rPr>
-        <w:t>‑</w:t>
-      </w:r>
-      <w:r>
-        <w:rPr>
-          <w:b/>
-          <w:sz w:val="14"/>
-          <w:szCs w:val="14"/>
-          <w:shd w:val="clear" w:color="auto" w:fill="B7B7B7"/>
-        </w:rPr>
         <w:t>5 Mini) at [8/17/2025]</w:t>
       </w:r>
       <w:r>
+        <w:rPr>
+          <w:rFonts w:ascii="Arial" w:eastAsia="Arial" w:hAnsi="Arial"/>
+          <w:sz w:val="18"/>
+          <w:highlight w:val="lightGray"/>
+        </w:rPr>
         <w:t>.</w:t>
       </w:r>
     </w:p>
@@ -1741,7 +1683,7 @@
           <w:ilvl w:val="0"/>
           <w:numId w:val="4"/>
         </w:numPr>
-        <w:spacing w:before="240"/>
+        <w:spacing w:before="240" w:after="0" w:line="276" w:lineRule="auto"/>
       </w:pPr>
       <w:r>
         <w:rPr>
@@ -1769,6 +1711,7 @@
           <w:ilvl w:val="0"/>
           <w:numId w:val="4"/>
         </w:numPr>
+        <w:spacing w:after="0" w:line="276" w:lineRule="auto"/>
       </w:pPr>
       <w:r>
         <w:rPr>
@@ -1796,7 +1739,7 @@
           <w:ilvl w:val="0"/>
           <w:numId w:val="4"/>
         </w:numPr>
-        <w:spacing w:after="240"/>
+        <w:spacing w:after="240" w:line="276" w:lineRule="auto"/>
       </w:pPr>
       <w:r>
         <w:rPr>
@@ -1853,7 +1796,7 @@
           <w:ilvl w:val="0"/>
           <w:numId w:val="5"/>
         </w:numPr>
-        <w:spacing w:before="240"/>
+        <w:spacing w:before="240" w:after="0" w:line="276" w:lineRule="auto"/>
         <w:rPr>
           <w:rFonts w:ascii="Roboto Mono" w:eastAsia="Roboto Mono" w:hAnsi="Roboto Mono" w:cs="Roboto Mono"/>
         </w:rPr>
@@ -1877,7 +1820,7 @@
           <w:ilvl w:val="0"/>
           <w:numId w:val="5"/>
         </w:numPr>
-        <w:spacing w:after="240"/>
+        <w:spacing w:after="240" w:line="276" w:lineRule="auto"/>
         <w:rPr>
           <w:rFonts w:ascii="Roboto Mono" w:eastAsia="Roboto Mono" w:hAnsi="Roboto Mono" w:cs="Roboto Mono"/>
         </w:rPr>
@@ -1924,7 +1867,7 @@
     </w:p>
     <w:p>
       <w:r>
-        <w:pict w14:anchorId="71EDFDBB">
+        <w:pict w14:anchorId="2F9FE33E">
           <v:rect id="_x0000_i1031" style="width:0;height:1.5pt" o:hralign="center" o:hrstd="t" o:hr="t" fillcolor="#a0a0a0" stroked="f"/>
         </w:pict>
       </w:r>
@@ -1948,53 +1891,49 @@
       </w:pPr>
       <w:r>
         <w:rPr>
-          <w:b/>
+          <w:rFonts w:ascii="Arial" w:eastAsia="Arial" w:hAnsi="Arial"/>
+          <w:sz w:val="18"/>
+          <w:highlight w:val="lightGray"/>
           <w:shd w:val="clear" w:color="auto" w:fill="B7B7B7"/>
         </w:rPr>
-        <w:t># Source</w:t>
-      </w:r>
-      <w:r>
-        <w:rPr>
+        <w:t xml:space="preserve"># Source: Chatgot </w:t>
+      </w:r>
+      <w:r>
+        <w:rPr>
+          <w:rFonts w:ascii="Arial" w:eastAsia="Arial" w:hAnsi="Arial"/>
+          <w:sz w:val="18"/>
+          <w:szCs w:val="14"/>
+          <w:highlight w:val="lightGray"/>
           <w:shd w:val="clear" w:color="auto" w:fill="B7B7B7"/>
         </w:rPr>
-        <w:t xml:space="preserve">: </w:t>
-      </w:r>
-      <w:r>
-        <w:rPr>
-          <w:b/>
+        <w:t>(GPT</w:t>
+      </w:r>
+      <w:r>
+        <w:rPr>
+          <w:rFonts w:ascii="Arial" w:eastAsia="Arial" w:hAnsi="Arial" w:cs="Cambria Math"/>
+          <w:sz w:val="18"/>
+          <w:szCs w:val="14"/>
+          <w:highlight w:val="lightGray"/>
           <w:shd w:val="clear" w:color="auto" w:fill="B7B7B7"/>
         </w:rPr>
-        <w:t xml:space="preserve">Chatgot </w:t>
-      </w:r>
-      <w:r>
-        <w:rPr>
-          <w:b/>
-          <w:sz w:val="14"/>
+        <w:t>‑</w:t>
+      </w:r>
+      <w:r>
+        <w:rPr>
+          <w:rFonts w:ascii="Arial" w:eastAsia="Arial" w:hAnsi="Arial"/>
+          <w:sz w:val="18"/>
           <w:szCs w:val="14"/>
+          <w:highlight w:val="lightGray"/>
           <w:shd w:val="clear" w:color="auto" w:fill="B7B7B7"/>
         </w:rPr>
-        <w:t>(GPT</w:t>
-      </w:r>
-      <w:r>
-        <w:rPr>
-          <w:rFonts w:ascii="Cambria Math" w:hAnsi="Cambria Math" w:cs="Cambria Math"/>
-          <w:b/>
-          <w:sz w:val="14"/>
-          <w:szCs w:val="14"/>
-          <w:shd w:val="clear" w:color="auto" w:fill="B7B7B7"/>
-        </w:rPr>
-        <w:t>‑</w:t>
-      </w:r>
-      <w:r>
-        <w:rPr>
-          <w:b/>
-          <w:sz w:val="14"/>
-          <w:szCs w:val="14"/>
-          <w:shd w:val="clear" w:color="auto" w:fill="B7B7B7"/>
-        </w:rPr>
         <w:t>5 Mini) at [8/17/2025]</w:t>
       </w:r>
       <w:r>
+        <w:rPr>
+          <w:rFonts w:ascii="Arial" w:eastAsia="Arial" w:hAnsi="Arial"/>
+          <w:sz w:val="18"/>
+          <w:highlight w:val="lightGray"/>
+        </w:rPr>
         <w:t>.</w:t>
       </w:r>
     </w:p>
@@ -2004,7 +1943,7 @@
           <w:ilvl w:val="0"/>
           <w:numId w:val="1"/>
         </w:numPr>
-        <w:spacing w:before="240"/>
+        <w:spacing w:before="240" w:after="0" w:line="276" w:lineRule="auto"/>
       </w:pPr>
       <w:r>
         <w:rPr>
@@ -2032,13 +1971,13 @@
           <w:ilvl w:val="0"/>
           <w:numId w:val="1"/>
         </w:numPr>
+        <w:spacing w:after="0" w:line="276" w:lineRule="auto"/>
       </w:pPr>
       <w:r>
         <w:rPr>
           <w:rFonts w:ascii="Roboto Mono" w:eastAsia="Roboto Mono" w:hAnsi="Roboto Mono" w:cs="Roboto Mono"/>
           <w:b/>
         </w:rPr>
-        <w:lastRenderedPageBreak/>
         <w:t>Approach:</w:t>
       </w:r>
       <w:r>
@@ -2073,7 +2012,7 @@
           <w:ilvl w:val="0"/>
           <w:numId w:val="1"/>
         </w:numPr>
-        <w:spacing w:after="240"/>
+        <w:spacing w:after="240" w:line="276" w:lineRule="auto"/>
       </w:pPr>
       <w:r>
         <w:rPr>
@@ -2130,7 +2069,7 @@
           <w:ilvl w:val="0"/>
           <w:numId w:val="8"/>
         </w:numPr>
-        <w:spacing w:before="240"/>
+        <w:spacing w:before="240" w:after="0" w:line="276" w:lineRule="auto"/>
         <w:rPr>
           <w:rFonts w:ascii="Roboto Mono" w:eastAsia="Roboto Mono" w:hAnsi="Roboto Mono" w:cs="Roboto Mono"/>
         </w:rPr>
@@ -2154,6 +2093,7 @@
           <w:ilvl w:val="0"/>
           <w:numId w:val="8"/>
         </w:numPr>
+        <w:spacing w:after="0" w:line="276" w:lineRule="auto"/>
         <w:rPr>
           <w:rFonts w:ascii="Roboto Mono" w:eastAsia="Roboto Mono" w:hAnsi="Roboto Mono" w:cs="Roboto Mono"/>
         </w:rPr>
@@ -2177,7 +2117,7 @@
           <w:ilvl w:val="0"/>
           <w:numId w:val="8"/>
         </w:numPr>
-        <w:spacing w:after="240"/>
+        <w:spacing w:after="240" w:line="276" w:lineRule="auto"/>
         <w:rPr>
           <w:rFonts w:ascii="Roboto Mono" w:eastAsia="Roboto Mono" w:hAnsi="Roboto Mono" w:cs="Roboto Mono"/>
         </w:rPr>
@@ -2224,7 +2164,7 @@
     </w:p>
     <w:p>
       <w:r>
-        <w:pict w14:anchorId="522BD236">
+        <w:pict w14:anchorId="23DD7B25">
           <v:rect id="_x0000_i1032" style="width:0;height:1.5pt" o:hralign="center" o:hrstd="t" o:hr="t" fillcolor="#a0a0a0" stroked="f"/>
         </w:pict>
       </w:r>
@@ -2248,53 +2188,49 @@
       </w:pPr>
       <w:r>
         <w:rPr>
-          <w:b/>
+          <w:rFonts w:ascii="Arial" w:eastAsia="Arial" w:hAnsi="Arial"/>
+          <w:sz w:val="18"/>
+          <w:highlight w:val="lightGray"/>
           <w:shd w:val="clear" w:color="auto" w:fill="B7B7B7"/>
         </w:rPr>
-        <w:t># Source</w:t>
-      </w:r>
-      <w:r>
-        <w:rPr>
+        <w:t xml:space="preserve"># Source: Chatgot </w:t>
+      </w:r>
+      <w:r>
+        <w:rPr>
+          <w:rFonts w:ascii="Arial" w:eastAsia="Arial" w:hAnsi="Arial"/>
+          <w:sz w:val="18"/>
+          <w:szCs w:val="14"/>
+          <w:highlight w:val="lightGray"/>
           <w:shd w:val="clear" w:color="auto" w:fill="B7B7B7"/>
         </w:rPr>
-        <w:t xml:space="preserve">: </w:t>
-      </w:r>
-      <w:r>
-        <w:rPr>
-          <w:b/>
+        <w:t>(GPT</w:t>
+      </w:r>
+      <w:r>
+        <w:rPr>
+          <w:rFonts w:ascii="Arial" w:eastAsia="Arial" w:hAnsi="Arial" w:cs="Cambria Math"/>
+          <w:sz w:val="18"/>
+          <w:szCs w:val="14"/>
+          <w:highlight w:val="lightGray"/>
           <w:shd w:val="clear" w:color="auto" w:fill="B7B7B7"/>
         </w:rPr>
-        <w:t xml:space="preserve">Chatgot </w:t>
-      </w:r>
-      <w:r>
-        <w:rPr>
-          <w:b/>
-          <w:sz w:val="14"/>
+        <w:t>‑</w:t>
+      </w:r>
+      <w:r>
+        <w:rPr>
+          <w:rFonts w:ascii="Arial" w:eastAsia="Arial" w:hAnsi="Arial"/>
+          <w:sz w:val="18"/>
           <w:szCs w:val="14"/>
+          <w:highlight w:val="lightGray"/>
           <w:shd w:val="clear" w:color="auto" w:fill="B7B7B7"/>
         </w:rPr>
-        <w:t>(GPT</w:t>
-      </w:r>
-      <w:r>
-        <w:rPr>
-          <w:rFonts w:ascii="Cambria Math" w:hAnsi="Cambria Math" w:cs="Cambria Math"/>
-          <w:b/>
-          <w:sz w:val="14"/>
-          <w:szCs w:val="14"/>
-          <w:shd w:val="clear" w:color="auto" w:fill="B7B7B7"/>
-        </w:rPr>
-        <w:t>‑</w:t>
-      </w:r>
-      <w:r>
-        <w:rPr>
-          <w:b/>
-          <w:sz w:val="14"/>
-          <w:szCs w:val="14"/>
-          <w:shd w:val="clear" w:color="auto" w:fill="B7B7B7"/>
-        </w:rPr>
         <w:t>5 Mini) at [8/17/2025]</w:t>
       </w:r>
       <w:r>
+        <w:rPr>
+          <w:rFonts w:ascii="Arial" w:eastAsia="Arial" w:hAnsi="Arial"/>
+          <w:sz w:val="18"/>
+          <w:highlight w:val="lightGray"/>
+        </w:rPr>
         <w:t>.</w:t>
       </w:r>
     </w:p>
@@ -2304,7 +2240,7 @@
           <w:noProof/>
         </w:rPr>
         <w:drawing>
-          <wp:inline distT="114300" distB="114300" distL="114300" distR="114300" wp14:anchorId="1518D605" wp14:editId="74D74A3E">
+          <wp:inline distT="114300" distB="114300" distL="114300" distR="114300" wp14:anchorId="7C56760D" wp14:editId="1BFBCEAE">
             <wp:extent cx="5943600" cy="1612900"/>
             <wp:effectExtent l="0" t="0" r="0" b="0"/>
             <wp:docPr id="2" name="image1.png"/>
@@ -2690,7 +2626,6 @@
                 <w:rFonts w:ascii="Roboto Mono" w:eastAsia="Roboto Mono" w:hAnsi="Roboto Mono" w:cs="Roboto Mono"/>
                 <w:b/>
               </w:rPr>
-              <w:lastRenderedPageBreak/>
               <w:t>Type</w:t>
             </w:r>
           </w:p>
@@ -2855,7 +2790,7 @@
     </w:tbl>
     <w:p>
       <w:r>
-        <w:pict w14:anchorId="762C5561">
+        <w:pict w14:anchorId="02CA0812">
           <v:rect id="_x0000_i1033" style="width:0;height:1.5pt" o:hralign="center" o:hrstd="t" o:hr="t" fillcolor="#a0a0a0" stroked="f"/>
         </w:pict>
       </w:r>
@@ -2888,7 +2823,7 @@
           <w:ilvl w:val="0"/>
           <w:numId w:val="6"/>
         </w:numPr>
-        <w:spacing w:before="240"/>
+        <w:spacing w:before="240" w:after="0" w:line="276" w:lineRule="auto"/>
         <w:rPr>
           <w:rFonts w:ascii="Roboto Mono" w:eastAsia="Roboto Mono" w:hAnsi="Roboto Mono" w:cs="Roboto Mono"/>
         </w:rPr>
@@ -2914,7 +2849,7 @@
           <w:ilvl w:val="0"/>
           <w:numId w:val="6"/>
         </w:numPr>
-        <w:spacing w:after="240"/>
+        <w:spacing w:after="240" w:line="276" w:lineRule="auto"/>
       </w:pPr>
       <w:r>
         <w:rPr>
@@ -2932,18 +2867,19 @@
     </w:p>
     <w:p>
       <w:r>
-        <w:pict w14:anchorId="1DD45C6E">
+        <w:pict w14:anchorId="1BA454E9">
           <v:rect id="_x0000_i1034" style="width:0;height:1.5pt" o:hralign="center" o:hrstd="t" o:hr="t" fillcolor="#a0a0a0" stroked="f"/>
         </w:pict>
       </w:r>
     </w:p>
+    <w:p/>
     <w:p/>
     <w:p/>
     <w:sectPr>
       <w:pgSz w:w="12240" w:h="15840"/>
       <w:pgMar w:top="1440" w:right="1440" w:bottom="1440" w:left="1440" w:header="720" w:footer="720" w:gutter="0"/>
-      <w:pgNumType w:start="1"/>
       <w:cols w:space="720"/>
+      <w:docGrid w:linePitch="360"/>
     </w:sectPr>
   </w:body>
 </w:document>
@@ -4514,18 +4450,6 @@
   <w:style w:type="paragraph" w:default="1" w:styleId="Normal">
     <w:name w:val="Normal"/>
     <w:qFormat/>
-    <w:rsid w:val="004317DE"/>
-    <w:pPr>
-      <w:spacing w:after="0" w:line="276" w:lineRule="auto"/>
-    </w:pPr>
-    <w:rPr>
-      <w:rFonts w:ascii="Arial" w:eastAsia="Arial" w:hAnsi="Arial" w:cs="Arial"/>
-      <w:kern w:val="0"/>
-      <w:sz w:val="22"/>
-      <w:szCs w:val="22"/>
-      <w:lang w:val="en"/>
-      <w14:ligatures w14:val="none"/>
-    </w:rPr>
   </w:style>
   <w:style w:type="paragraph" w:styleId="Heading1">
     <w:name w:val="heading 1"/>
@@ -4534,7 +4458,7 @@
     <w:link w:val="Heading1Char"/>
     <w:uiPriority w:val="9"/>
     <w:qFormat/>
-    <w:rsid w:val="001A41DD"/>
+    <w:rsid w:val="00501E08"/>
     <w:pPr>
       <w:keepNext/>
       <w:keepLines/>
@@ -4556,7 +4480,7 @@
     <w:uiPriority w:val="9"/>
     <w:unhideWhenUsed/>
     <w:qFormat/>
-    <w:rsid w:val="001A41DD"/>
+    <w:rsid w:val="00501E08"/>
     <w:pPr>
       <w:keepNext/>
       <w:keepLines/>
@@ -4578,7 +4502,7 @@
     <w:uiPriority w:val="9"/>
     <w:unhideWhenUsed/>
     <w:qFormat/>
-    <w:rsid w:val="001A41DD"/>
+    <w:rsid w:val="00501E08"/>
     <w:pPr>
       <w:keepNext/>
       <w:keepLines/>
@@ -4601,7 +4525,7 @@
     <w:semiHidden/>
     <w:unhideWhenUsed/>
     <w:qFormat/>
-    <w:rsid w:val="001A41DD"/>
+    <w:rsid w:val="00501E08"/>
     <w:pPr>
       <w:keepNext/>
       <w:keepLines/>
@@ -4624,7 +4548,7 @@
     <w:semiHidden/>
     <w:unhideWhenUsed/>
     <w:qFormat/>
-    <w:rsid w:val="001A41DD"/>
+    <w:rsid w:val="00501E08"/>
     <w:pPr>
       <w:keepNext/>
       <w:keepLines/>
@@ -4645,11 +4569,11 @@
     <w:semiHidden/>
     <w:unhideWhenUsed/>
     <w:qFormat/>
-    <w:rsid w:val="001A41DD"/>
+    <w:rsid w:val="00501E08"/>
     <w:pPr>
       <w:keepNext/>
       <w:keepLines/>
-      <w:spacing w:before="40"/>
+      <w:spacing w:before="40" w:after="0"/>
       <w:outlineLvl w:val="5"/>
     </w:pPr>
     <w:rPr>
@@ -4668,11 +4592,11 @@
     <w:semiHidden/>
     <w:unhideWhenUsed/>
     <w:qFormat/>
-    <w:rsid w:val="001A41DD"/>
+    <w:rsid w:val="00501E08"/>
     <w:pPr>
       <w:keepNext/>
       <w:keepLines/>
-      <w:spacing w:before="40"/>
+      <w:spacing w:before="40" w:after="0"/>
       <w:outlineLvl w:val="6"/>
     </w:pPr>
     <w:rPr>
@@ -4689,10 +4613,11 @@
     <w:semiHidden/>
     <w:unhideWhenUsed/>
     <w:qFormat/>
-    <w:rsid w:val="001A41DD"/>
+    <w:rsid w:val="00501E08"/>
     <w:pPr>
       <w:keepNext/>
       <w:keepLines/>
+      <w:spacing w:after="0"/>
       <w:outlineLvl w:val="7"/>
     </w:pPr>
     <w:rPr>
@@ -4711,10 +4636,11 @@
     <w:semiHidden/>
     <w:unhideWhenUsed/>
     <w:qFormat/>
-    <w:rsid w:val="001A41DD"/>
+    <w:rsid w:val="00501E08"/>
     <w:pPr>
       <w:keepNext/>
       <w:keepLines/>
+      <w:spacing w:after="0"/>
       <w:outlineLvl w:val="8"/>
     </w:pPr>
     <w:rPr>
@@ -4754,7 +4680,7 @@
     <w:basedOn w:val="DefaultParagraphFont"/>
     <w:link w:val="Heading1"/>
     <w:uiPriority w:val="9"/>
-    <w:rsid w:val="001A41DD"/>
+    <w:rsid w:val="00501E08"/>
     <w:rPr>
       <w:rFonts w:asciiTheme="majorHAnsi" w:eastAsiaTheme="majorEastAsia" w:hAnsiTheme="majorHAnsi" w:cstheme="majorBidi"/>
       <w:color w:val="2F5496" w:themeColor="accent1" w:themeShade="BF"/>
@@ -4767,7 +4693,7 @@
     <w:basedOn w:val="DefaultParagraphFont"/>
     <w:link w:val="Heading2"/>
     <w:uiPriority w:val="9"/>
-    <w:rsid w:val="001A41DD"/>
+    <w:rsid w:val="00501E08"/>
     <w:rPr>
       <w:rFonts w:asciiTheme="majorHAnsi" w:eastAsiaTheme="majorEastAsia" w:hAnsiTheme="majorHAnsi" w:cstheme="majorBidi"/>
       <w:color w:val="2F5496" w:themeColor="accent1" w:themeShade="BF"/>
@@ -4780,7 +4706,7 @@
     <w:basedOn w:val="DefaultParagraphFont"/>
     <w:link w:val="Heading3"/>
     <w:uiPriority w:val="9"/>
-    <w:rsid w:val="001A41DD"/>
+    <w:rsid w:val="00501E08"/>
     <w:rPr>
       <w:rFonts w:eastAsiaTheme="majorEastAsia" w:cstheme="majorBidi"/>
       <w:color w:val="2F5496" w:themeColor="accent1" w:themeShade="BF"/>
@@ -4794,7 +4720,7 @@
     <w:link w:val="Heading4"/>
     <w:uiPriority w:val="9"/>
     <w:semiHidden/>
-    <w:rsid w:val="001A41DD"/>
+    <w:rsid w:val="00501E08"/>
     <w:rPr>
       <w:rFonts w:eastAsiaTheme="majorEastAsia" w:cstheme="majorBidi"/>
       <w:i/>
@@ -4808,7 +4734,7 @@
     <w:link w:val="Heading5"/>
     <w:uiPriority w:val="9"/>
     <w:semiHidden/>
-    <w:rsid w:val="001A41DD"/>
+    <w:rsid w:val="00501E08"/>
     <w:rPr>
       <w:rFonts w:eastAsiaTheme="majorEastAsia" w:cstheme="majorBidi"/>
       <w:color w:val="2F5496" w:themeColor="accent1" w:themeShade="BF"/>
@@ -4820,7 +4746,7 @@
     <w:link w:val="Heading6"/>
     <w:uiPriority w:val="9"/>
     <w:semiHidden/>
-    <w:rsid w:val="001A41DD"/>
+    <w:rsid w:val="00501E08"/>
     <w:rPr>
       <w:rFonts w:eastAsiaTheme="majorEastAsia" w:cstheme="majorBidi"/>
       <w:i/>
@@ -4834,7 +4760,7 @@
     <w:link w:val="Heading7"/>
     <w:uiPriority w:val="9"/>
     <w:semiHidden/>
-    <w:rsid w:val="001A41DD"/>
+    <w:rsid w:val="00501E08"/>
     <w:rPr>
       <w:rFonts w:eastAsiaTheme="majorEastAsia" w:cstheme="majorBidi"/>
       <w:color w:val="595959" w:themeColor="text1" w:themeTint="A6"/>
@@ -4846,7 +4772,7 @@
     <w:link w:val="Heading8"/>
     <w:uiPriority w:val="9"/>
     <w:semiHidden/>
-    <w:rsid w:val="001A41DD"/>
+    <w:rsid w:val="00501E08"/>
     <w:rPr>
       <w:rFonts w:eastAsiaTheme="majorEastAsia" w:cstheme="majorBidi"/>
       <w:i/>
@@ -4860,7 +4786,7 @@
     <w:link w:val="Heading9"/>
     <w:uiPriority w:val="9"/>
     <w:semiHidden/>
-    <w:rsid w:val="001A41DD"/>
+    <w:rsid w:val="00501E08"/>
     <w:rPr>
       <w:rFonts w:eastAsiaTheme="majorEastAsia" w:cstheme="majorBidi"/>
       <w:color w:val="272727" w:themeColor="text1" w:themeTint="D8"/>
@@ -4873,7 +4799,7 @@
     <w:link w:val="TitleChar"/>
     <w:uiPriority w:val="10"/>
     <w:qFormat/>
-    <w:rsid w:val="001A41DD"/>
+    <w:rsid w:val="00501E08"/>
     <w:pPr>
       <w:spacing w:after="80" w:line="240" w:lineRule="auto"/>
       <w:contextualSpacing/>
@@ -4891,7 +4817,7 @@
     <w:basedOn w:val="DefaultParagraphFont"/>
     <w:link w:val="Title"/>
     <w:uiPriority w:val="10"/>
-    <w:rsid w:val="001A41DD"/>
+    <w:rsid w:val="00501E08"/>
     <w:rPr>
       <w:rFonts w:asciiTheme="majorHAnsi" w:eastAsiaTheme="majorEastAsia" w:hAnsiTheme="majorHAnsi" w:cstheme="majorBidi"/>
       <w:spacing w:val="-10"/>
@@ -4907,7 +4833,7 @@
     <w:link w:val="SubtitleChar"/>
     <w:uiPriority w:val="11"/>
     <w:qFormat/>
-    <w:rsid w:val="001A41DD"/>
+    <w:rsid w:val="00501E08"/>
     <w:pPr>
       <w:numPr>
         <w:ilvl w:val="1"/>
@@ -4926,7 +4852,7 @@
     <w:basedOn w:val="DefaultParagraphFont"/>
     <w:link w:val="Subtitle"/>
     <w:uiPriority w:val="11"/>
-    <w:rsid w:val="001A41DD"/>
+    <w:rsid w:val="00501E08"/>
     <w:rPr>
       <w:rFonts w:eastAsiaTheme="majorEastAsia" w:cstheme="majorBidi"/>
       <w:color w:val="595959" w:themeColor="text1" w:themeTint="A6"/>
@@ -4942,7 +4868,7 @@
     <w:link w:val="QuoteChar"/>
     <w:uiPriority w:val="29"/>
     <w:qFormat/>
-    <w:rsid w:val="001A41DD"/>
+    <w:rsid w:val="00501E08"/>
     <w:pPr>
       <w:spacing w:before="160"/>
       <w:jc w:val="center"/>
@@ -4958,7 +4884,7 @@
     <w:basedOn w:val="DefaultParagraphFont"/>
     <w:link w:val="Quote"/>
     <w:uiPriority w:val="29"/>
-    <w:rsid w:val="001A41DD"/>
+    <w:rsid w:val="00501E08"/>
     <w:rPr>
       <w:i/>
       <w:iCs/>
@@ -4970,7 +4896,7 @@
     <w:basedOn w:val="Normal"/>
     <w:uiPriority w:val="34"/>
     <w:qFormat/>
-    <w:rsid w:val="001A41DD"/>
+    <w:rsid w:val="00501E08"/>
     <w:pPr>
       <w:ind w:left="720"/>
       <w:contextualSpacing/>
@@ -4981,7 +4907,7 @@
     <w:basedOn w:val="DefaultParagraphFont"/>
     <w:uiPriority w:val="21"/>
     <w:qFormat/>
-    <w:rsid w:val="001A41DD"/>
+    <w:rsid w:val="00501E08"/>
     <w:rPr>
       <w:i/>
       <w:iCs/>
@@ -4995,7 +4921,7 @@
     <w:link w:val="IntenseQuoteChar"/>
     <w:uiPriority w:val="30"/>
     <w:qFormat/>
-    <w:rsid w:val="001A41DD"/>
+    <w:rsid w:val="00501E08"/>
     <w:pPr>
       <w:pBdr>
         <w:top w:val="single" w:sz="4" w:space="10" w:color="2F5496" w:themeColor="accent1" w:themeShade="BF"/>
@@ -5016,7 +4942,7 @@
     <w:basedOn w:val="DefaultParagraphFont"/>
     <w:link w:val="IntenseQuote"/>
     <w:uiPriority w:val="30"/>
-    <w:rsid w:val="001A41DD"/>
+    <w:rsid w:val="00501E08"/>
     <w:rPr>
       <w:i/>
       <w:iCs/>
@@ -5028,7 +4954,7 @@
     <w:basedOn w:val="DefaultParagraphFont"/>
     <w:uiPriority w:val="32"/>
     <w:qFormat/>
-    <w:rsid w:val="001A41DD"/>
+    <w:rsid w:val="00501E08"/>
     <w:rPr>
       <w:b/>
       <w:bCs/>
